--- a/Fase 2/Evidencias Proyecto/Plan de Proyecto INFORME TIPO.docx
+++ b/Fase 2/Evidencias Proyecto/Plan de Proyecto INFORME TIPO.docx
@@ -3701,15 +3701,7 @@
                 <w:sz w:val="24"/>
                 <w:szCs w:val="24"/>
               </w:rPr>
-              <w:t>Desarrollador</w:t>
-            </w:r>
-            <w:r>
-              <w:rPr>
-                <w:color w:val="000000"/>
-                <w:sz w:val="24"/>
-                <w:szCs w:val="24"/>
-              </w:rPr>
-              <w:t xml:space="preserve"> </w:t>
+              <w:t xml:space="preserve">Desarrollador </w:t>
             </w:r>
             <w:r>
               <w:rPr>
@@ -6989,6 +6981,8 @@
       </w:pPr>
     </w:p>
     <w:p/>
+    <w:p/>
+    <w:p/>
     <w:tbl>
       <w:tblPr>
         <w:tblStyle w:val="af7"/>
@@ -7025,6 +7019,7 @@
             <w:bookmarkEnd w:id="16"/>
             <w:proofErr w:type="spellStart"/>
             <w:r>
+              <w:lastRenderedPageBreak/>
               <w:t>Mockups</w:t>
             </w:r>
             <w:proofErr w:type="spellEnd"/>
@@ -7040,6 +7035,163 @@
             </w:pPr>
           </w:p>
         </w:tc>
+      </w:tr>
+      <w:tr>
+        <w:tc>
+          <w:tcPr>
+            <w:tcW w:w="9067" w:type="dxa"/>
+            <w:tcBorders>
+              <w:top w:val="single" w:sz="4" w:space="0" w:color="000000"/>
+              <w:left w:val="single" w:sz="4" w:space="0" w:color="000000"/>
+              <w:bottom w:val="single" w:sz="4" w:space="0" w:color="000000"/>
+              <w:right w:val="single" w:sz="4" w:space="0" w:color="000000"/>
+            </w:tcBorders>
+            <w:tcMar>
+              <w:top w:w="0" w:type="dxa"/>
+              <w:left w:w="108" w:type="dxa"/>
+              <w:bottom w:w="0" w:type="dxa"/>
+              <w:right w:w="108" w:type="dxa"/>
+            </w:tcMar>
+          </w:tcPr>
+          <w:p>
+            <w:pPr>
+              <w:pStyle w:val="Ttulo1"/>
+            </w:pPr>
+            <w:r>
+              <w:drawing>
+                <wp:anchor distT="0" distB="0" distL="114300" distR="114300" simplePos="0" relativeHeight="251658240" behindDoc="0" locked="0" layoutInCell="1" allowOverlap="1" wp14:anchorId="3148140A" wp14:editId="3535898B">
+                  <wp:simplePos x="0" y="0"/>
+                  <wp:positionH relativeFrom="column">
+                    <wp:posOffset>2010410</wp:posOffset>
+                  </wp:positionH>
+                  <wp:positionV relativeFrom="paragraph">
+                    <wp:posOffset>360045</wp:posOffset>
+                  </wp:positionV>
+                  <wp:extent cx="1739265" cy="3702685"/>
+                  <wp:effectExtent l="0" t="0" r="0" b="0"/>
+                  <wp:wrapSquare wrapText="bothSides"/>
+                  <wp:docPr id="2" name="Imagen 2"/>
+                  <wp:cNvGraphicFramePr>
+                    <a:graphicFrameLocks xmlns:a="http://schemas.openxmlformats.org/drawingml/2006/main" noChangeAspect="1"/>
+                  </wp:cNvGraphicFramePr>
+                  <a:graphic xmlns:a="http://schemas.openxmlformats.org/drawingml/2006/main">
+                    <a:graphicData uri="http://schemas.openxmlformats.org/drawingml/2006/picture">
+                      <pic:pic xmlns:pic="http://schemas.openxmlformats.org/drawingml/2006/picture">
+                        <pic:nvPicPr>
+                          <pic:cNvPr id="1" name=""/>
+                          <pic:cNvPicPr/>
+                        </pic:nvPicPr>
+                        <pic:blipFill>
+                          <a:blip r:embed="rId8">
+                            <a:extLst>
+                              <a:ext uri="{28A0092B-C50C-407E-A947-70E740481C1C}">
+                                <a14:useLocalDpi xmlns:a14="http://schemas.microsoft.com/office/drawing/2010/main" val="0"/>
+                              </a:ext>
+                            </a:extLst>
+                          </a:blip>
+                          <a:stretch>
+                            <a:fillRect/>
+                          </a:stretch>
+                        </pic:blipFill>
+                        <pic:spPr>
+                          <a:xfrm>
+                            <a:off x="0" y="0"/>
+                            <a:ext cx="1739265" cy="3702685"/>
+                          </a:xfrm>
+                          <a:prstGeom prst="rect">
+                            <a:avLst/>
+                          </a:prstGeom>
+                        </pic:spPr>
+                      </pic:pic>
+                    </a:graphicData>
+                  </a:graphic>
+                  <wp14:sizeRelH relativeFrom="page">
+                    <wp14:pctWidth>0</wp14:pctWidth>
+                  </wp14:sizeRelH>
+                  <wp14:sizeRelV relativeFrom="page">
+                    <wp14:pctHeight>0</wp14:pctHeight>
+                  </wp14:sizeRelV>
+                </wp:anchor>
+              </w:drawing>
+            </w:r>
+            <w:r>
+              <w:drawing>
+                <wp:inline distT="0" distB="0" distL="0" distR="0" wp14:anchorId="10858EAC" wp14:editId="6EBF0D7C">
+                  <wp:extent cx="1809750" cy="3844593"/>
+                  <wp:effectExtent l="0" t="0" r="0" b="3810"/>
+                  <wp:docPr id="1" name="Imagen 1"/>
+                  <wp:cNvGraphicFramePr>
+                    <a:graphicFrameLocks xmlns:a="http://schemas.openxmlformats.org/drawingml/2006/main" noChangeAspect="1"/>
+                  </wp:cNvGraphicFramePr>
+                  <a:graphic xmlns:a="http://schemas.openxmlformats.org/drawingml/2006/main">
+                    <a:graphicData uri="http://schemas.openxmlformats.org/drawingml/2006/picture">
+                      <pic:pic xmlns:pic="http://schemas.openxmlformats.org/drawingml/2006/picture">
+                        <pic:nvPicPr>
+                          <pic:cNvPr id="1" name=""/>
+                          <pic:cNvPicPr/>
+                        </pic:nvPicPr>
+                        <pic:blipFill>
+                          <a:blip r:embed="rId9"/>
+                          <a:stretch>
+                            <a:fillRect/>
+                          </a:stretch>
+                        </pic:blipFill>
+                        <pic:spPr>
+                          <a:xfrm>
+                            <a:off x="0" y="0"/>
+                            <a:ext cx="1809750" cy="3844593"/>
+                          </a:xfrm>
+                          <a:prstGeom prst="rect">
+                            <a:avLst/>
+                          </a:prstGeom>
+                        </pic:spPr>
+                      </pic:pic>
+                    </a:graphicData>
+                  </a:graphic>
+                </wp:inline>
+              </w:drawing>
+            </w:r>
+            <w:r>
+              <w:drawing>
+                <wp:inline distT="0" distB="0" distL="0" distR="0" wp14:anchorId="22DBE3C3" wp14:editId="446CCE0A">
+                  <wp:extent cx="1685925" cy="3718693"/>
+                  <wp:effectExtent l="0" t="0" r="0" b="0"/>
+                  <wp:docPr id="3" name="Imagen 3"/>
+                  <wp:cNvGraphicFramePr>
+                    <a:graphicFrameLocks xmlns:a="http://schemas.openxmlformats.org/drawingml/2006/main" noChangeAspect="1"/>
+                  </wp:cNvGraphicFramePr>
+                  <a:graphic xmlns:a="http://schemas.openxmlformats.org/drawingml/2006/main">
+                    <a:graphicData uri="http://schemas.openxmlformats.org/drawingml/2006/picture">
+                      <pic:pic xmlns:pic="http://schemas.openxmlformats.org/drawingml/2006/picture">
+                        <pic:nvPicPr>
+                          <pic:cNvPr id="1" name=""/>
+                          <pic:cNvPicPr/>
+                        </pic:nvPicPr>
+                        <pic:blipFill>
+                          <a:blip r:embed="rId10"/>
+                          <a:stretch>
+                            <a:fillRect/>
+                          </a:stretch>
+                        </pic:blipFill>
+                        <pic:spPr>
+                          <a:xfrm>
+                            <a:off x="0" y="0"/>
+                            <a:ext cx="1691294" cy="3730536"/>
+                          </a:xfrm>
+                          <a:prstGeom prst="rect">
+                            <a:avLst/>
+                          </a:prstGeom>
+                        </pic:spPr>
+                      </pic:pic>
+                    </a:graphicData>
+                  </a:graphic>
+                </wp:inline>
+              </w:drawing>
+            </w:r>
+          </w:p>
+        </w:tc>
+        <w:bookmarkStart w:id="17" w:name="_GoBack"/>
+        <w:bookmarkEnd w:id="17"/>
       </w:tr>
     </w:tbl>
     <w:p/>
@@ -7073,10 +7225,9 @@
               <w:pStyle w:val="Ttulo1"/>
               <w:outlineLvl w:val="0"/>
             </w:pPr>
-            <w:bookmarkStart w:id="17" w:name="_heading=h.2p2csry" w:colFirst="0" w:colLast="0"/>
-            <w:bookmarkEnd w:id="17"/>
-            <w:r>
-              <w:lastRenderedPageBreak/>
+            <w:bookmarkStart w:id="18" w:name="_heading=h.2p2csry" w:colFirst="0" w:colLast="0"/>
+            <w:bookmarkEnd w:id="18"/>
+            <w:r>
               <w:t xml:space="preserve">Condiciones de aceptación para cierre del proyecto </w:t>
             </w:r>
           </w:p>
@@ -7147,8 +7298,6 @@
               </w:rPr>
               <w:t>Funcionalidades implementadas según alcance definido.</w:t>
             </w:r>
-            <w:bookmarkStart w:id="18" w:name="_GoBack"/>
-            <w:bookmarkEnd w:id="18"/>
           </w:p>
           <w:p>
             <w:pPr>
@@ -7247,6 +7396,7 @@
                 <w:sz w:val="24"/>
                 <w:szCs w:val="24"/>
               </w:rPr>
+              <w:lastRenderedPageBreak/>
               <w:t>Producto listo para despliegue inicial.</w:t>
             </w:r>
           </w:p>
@@ -7262,6 +7412,7 @@
         </w:rPr>
       </w:pPr>
       <w:r>
+        <w:lastRenderedPageBreak/>
         <w:br w:type="page"/>
       </w:r>
     </w:p>
@@ -7306,8 +7457,8 @@
       <w:bookmarkEnd w:id="20"/>
     </w:p>
     <w:sectPr>
-      <w:headerReference w:type="default" r:id="rId8"/>
-      <w:footerReference w:type="default" r:id="rId9"/>
+      <w:headerReference w:type="default" r:id="rId11"/>
+      <w:footerReference w:type="default" r:id="rId12"/>
       <w:pgSz w:w="12240" w:h="15840"/>
       <w:pgMar w:top="1418" w:right="1701" w:bottom="1418" w:left="1701" w:header="709" w:footer="709" w:gutter="0"/>
       <w:pgNumType w:start="1"/>
@@ -9941,6 +10092,7 @@
   <w:style w:type="character" w:default="1" w:styleId="Fuentedeprrafopredeter">
     <w:name w:val="Default Paragraph Font"/>
     <w:uiPriority w:val="1"/>
+    <w:semiHidden/>
     <w:unhideWhenUsed/>
   </w:style>
   <w:style w:type="table" w:default="1" w:styleId="Tablanormal">
